--- a/downloads/teacher/04 Units/Unit 02 - Individual Growth and Life Readiness - Me, My Goals, My Money/Lesson 02.12 - Saving and Compound Growth.docx
+++ b/downloads/teacher/04 Units/Unit 02 - Individual Growth and Life Readiness - Me, My Goals, My Money/Lesson 02.12 - Saving and Compound Growth.docx
@@ -250,23 +250,41 @@
       <w:r>
         <w:t xml:space="preserve">By the end of this lesson, students will be able to:</w:t>
       </w:r>
-      <w:r>
-        <w:t xml:space="preserve"> </w:t>
-      </w:r>
-      <w:r>
-        <w:t xml:space="preserve">1. (Low) Given the three reasons to save (a goal, an emergency fund, the future), state each one with an example, and list two differences between a savings account and a jar.</w:t>
-      </w:r>
-      <w:r>
-        <w:t xml:space="preserve"> </w:t>
-      </w:r>
-      <w:r>
-        <w:t xml:space="preserve">2. (Mid) Given $20 a week and a stated rate, complete a five-year compound growth table by hand, computing the interest and the end balance for each year, and compare the result to the jar.</w:t>
-      </w:r>
-      <w:r>
-        <w:t xml:space="preserve"> </w:t>
-      </w:r>
-      <w:r>
-        <w:t xml:space="preserve">3. (High) Given the 5, 10, and 30 year results and the two savers story, judge what matters more, the amount saved or the years, and write a three-sentence</w:t>
+    </w:p>
+    <w:p>
+      <w:pPr>
+        <w:numPr>
+          <w:ilvl w:val="0"/>
+          <w:numId w:val="1002"/>
+        </w:numPr>
+        <w:pStyle w:val="Compact"/>
+      </w:pPr>
+      <w:r>
+        <w:t xml:space="preserve">(Low) Given the three reasons to save (a goal, an emergency fund, the future), state each one with an example, and list two differences between a savings account and a jar.</w:t>
+      </w:r>
+    </w:p>
+    <w:p>
+      <w:pPr>
+        <w:numPr>
+          <w:ilvl w:val="0"/>
+          <w:numId w:val="1002"/>
+        </w:numPr>
+        <w:pStyle w:val="Compact"/>
+      </w:pPr>
+      <w:r>
+        <w:t xml:space="preserve">(Mid) Given $20 a week and a stated rate, complete a five-year compound growth table by hand, computing the interest and the end balance for each year, and compare the result to the jar.</w:t>
+      </w:r>
+    </w:p>
+    <w:p>
+      <w:pPr>
+        <w:numPr>
+          <w:ilvl w:val="0"/>
+          <w:numId w:val="1002"/>
+        </w:numPr>
+        <w:pStyle w:val="Compact"/>
+      </w:pPr>
+      <w:r>
+        <w:t xml:space="preserve">(High) Given the 5, 10, and 30 year results and the two savers story, judge what matters more, the amount saved or the years, and write a three-sentence</w:t>
       </w:r>
       <w:r>
         <w:t xml:space="preserve"> </w:t>
@@ -340,7 +358,7 @@
       <w:pPr>
         <w:numPr>
           <w:ilvl w:val="0"/>
-          <w:numId w:val="1002"/>
+          <w:numId w:val="1003"/>
         </w:numPr>
         <w:pStyle w:val="Compact"/>
       </w:pPr>
@@ -361,7 +379,7 @@
       <w:pPr>
         <w:numPr>
           <w:ilvl w:val="0"/>
-          <w:numId w:val="1002"/>
+          <w:numId w:val="1003"/>
         </w:numPr>
         <w:pStyle w:val="Compact"/>
       </w:pPr>
@@ -373,7 +391,7 @@
       <w:pPr>
         <w:numPr>
           <w:ilvl w:val="0"/>
-          <w:numId w:val="1002"/>
+          <w:numId w:val="1003"/>
         </w:numPr>
         <w:pStyle w:val="Compact"/>
       </w:pPr>
@@ -394,7 +412,7 @@
       <w:pPr>
         <w:numPr>
           <w:ilvl w:val="0"/>
-          <w:numId w:val="1002"/>
+          <w:numId w:val="1003"/>
         </w:numPr>
         <w:pStyle w:val="Compact"/>
       </w:pPr>
@@ -406,7 +424,7 @@
       <w:pPr>
         <w:numPr>
           <w:ilvl w:val="0"/>
-          <w:numId w:val="1002"/>
+          <w:numId w:val="1003"/>
         </w:numPr>
         <w:pStyle w:val="Compact"/>
       </w:pPr>
@@ -797,49 +815,85 @@
       <w:r>
         <w:t xml:space="preserve">Monitor understanding:</w:t>
       </w:r>
-      <w:r>
-        <w:t xml:space="preserve"> </w:t>
-      </w:r>
-      <w:r>
-        <w:t xml:space="preserve">- What is the difference between simple and compound interest? Which one does a savings account pay?</w:t>
-      </w:r>
-      <w:r>
-        <w:t xml:space="preserve"> </w:t>
-      </w:r>
-      <w:r>
-        <w:t xml:space="preserve">- What does 1.05 to the fifth power mean in words?</w:t>
-      </w:r>
-      <w:r>
-        <w:t xml:space="preserve"> </w:t>
-      </w:r>
-      <w:r>
-        <w:t xml:space="preserve">- Why does year 5 earn more interest than year 2 if the deposit is the same?</w:t>
-      </w:r>
-    </w:p>
-    <w:p>
-      <w:pPr>
-        <w:pStyle w:val="BodyText"/>
+    </w:p>
+    <w:p>
+      <w:pPr>
+        <w:numPr>
+          <w:ilvl w:val="0"/>
+          <w:numId w:val="1004"/>
+        </w:numPr>
+        <w:pStyle w:val="Compact"/>
+      </w:pPr>
+      <w:r>
+        <w:t xml:space="preserve">What is the difference between simple and compound interest? Which one does a savings account pay?</w:t>
+      </w:r>
+    </w:p>
+    <w:p>
+      <w:pPr>
+        <w:numPr>
+          <w:ilvl w:val="0"/>
+          <w:numId w:val="1004"/>
+        </w:numPr>
+        <w:pStyle w:val="Compact"/>
+      </w:pPr>
+      <w:r>
+        <w:t xml:space="preserve">What does 1.05 to the fifth power mean in words?</w:t>
+      </w:r>
+    </w:p>
+    <w:p>
+      <w:pPr>
+        <w:numPr>
+          <w:ilvl w:val="0"/>
+          <w:numId w:val="1004"/>
+        </w:numPr>
+        <w:pStyle w:val="Compact"/>
+      </w:pPr>
+      <w:r>
+        <w:t xml:space="preserve">Why does year 5 earn more interest than year 2 if the deposit is the same?</w:t>
+      </w:r>
+    </w:p>
+    <w:p>
+      <w:pPr>
+        <w:pStyle w:val="FirstParagraph"/>
       </w:pPr>
       <w:r>
         <w:t xml:space="preserve">Deepen learning:</w:t>
       </w:r>
-      <w:r>
-        <w:t xml:space="preserve"> </w:t>
-      </w:r>
-      <w:r>
-        <w:t xml:space="preserve">- Nia had half the money and ended with more. What does that tell a 13-year-old?</w:t>
-      </w:r>
-      <w:r>
-        <w:t xml:space="preserve"> </w:t>
-      </w:r>
-      <w:r>
-        <w:t xml:space="preserve">- A jar pays nothing but you can see it. A savings account pays 5 percent but it is a number on a screen. Which one would you actually keep filling? Why?</w:t>
-      </w:r>
-      <w:r>
-        <w:t xml:space="preserve"> </w:t>
-      </w:r>
-      <w:r>
-        <w:t xml:space="preserve">- The credit card in Lesson 2.11 compounded against Leo at 24 percent. The account compounds for you at 5 percent. Which direction should you want to be on, and what does that mean for the phone?</w:t>
+    </w:p>
+    <w:p>
+      <w:pPr>
+        <w:numPr>
+          <w:ilvl w:val="0"/>
+          <w:numId w:val="1005"/>
+        </w:numPr>
+        <w:pStyle w:val="Compact"/>
+      </w:pPr>
+      <w:r>
+        <w:t xml:space="preserve">Nia had half the money and ended with more. What does that tell a 13-year-old?</w:t>
+      </w:r>
+    </w:p>
+    <w:p>
+      <w:pPr>
+        <w:numPr>
+          <w:ilvl w:val="0"/>
+          <w:numId w:val="1005"/>
+        </w:numPr>
+        <w:pStyle w:val="Compact"/>
+      </w:pPr>
+      <w:r>
+        <w:t xml:space="preserve">A jar pays nothing but you can see it. A savings account pays 5 percent but it is a number on a screen. Which one would you actually keep filling? Why?</w:t>
+      </w:r>
+    </w:p>
+    <w:p>
+      <w:pPr>
+        <w:numPr>
+          <w:ilvl w:val="0"/>
+          <w:numId w:val="1005"/>
+        </w:numPr>
+        <w:pStyle w:val="Compact"/>
+      </w:pPr>
+      <w:r>
+        <w:t xml:space="preserve">The credit card in Lesson 2.11 compounded against Leo at 24 percent. The account compounds for you at 5 percent. Which direction should you want to be on, and what does that mean for the phone?</w:t>
       </w:r>
     </w:p>
     <w:p>
@@ -1006,7 +1060,7 @@
       <w:pPr>
         <w:numPr>
           <w:ilvl w:val="0"/>
-          <w:numId w:val="1003"/>
+          <w:numId w:val="1006"/>
         </w:numPr>
         <w:pStyle w:val="Compact"/>
       </w:pPr>
@@ -1110,7 +1164,7 @@
       <w:pPr>
         <w:numPr>
           <w:ilvl w:val="0"/>
-          <w:numId w:val="1003"/>
+          <w:numId w:val="1006"/>
         </w:numPr>
         <w:pStyle w:val="Compact"/>
       </w:pPr>
@@ -1122,7 +1176,7 @@
       <w:pPr>
         <w:numPr>
           <w:ilvl w:val="0"/>
-          <w:numId w:val="1003"/>
+          <w:numId w:val="1006"/>
         </w:numPr>
         <w:pStyle w:val="Compact"/>
       </w:pPr>
@@ -1134,7 +1188,7 @@
       <w:pPr>
         <w:numPr>
           <w:ilvl w:val="0"/>
-          <w:numId w:val="1003"/>
+          <w:numId w:val="1006"/>
         </w:numPr>
         <w:pStyle w:val="Compact"/>
       </w:pPr>
@@ -1161,7 +1215,7 @@
       <w:pPr>
         <w:numPr>
           <w:ilvl w:val="0"/>
-          <w:numId w:val="1003"/>
+          <w:numId w:val="1006"/>
         </w:numPr>
         <w:pStyle w:val="Compact"/>
       </w:pPr>
@@ -1173,7 +1227,7 @@
       <w:pPr>
         <w:numPr>
           <w:ilvl w:val="0"/>
-          <w:numId w:val="1003"/>
+          <w:numId w:val="1006"/>
         </w:numPr>
         <w:pStyle w:val="Compact"/>
       </w:pPr>
@@ -1492,7 +1546,7 @@
       <w:pPr>
         <w:numPr>
           <w:ilvl w:val="0"/>
-          <w:numId w:val="1004"/>
+          <w:numId w:val="1007"/>
         </w:numPr>
         <w:pStyle w:val="Compact"/>
       </w:pPr>
@@ -1516,7 +1570,7 @@
       <w:pPr>
         <w:numPr>
           <w:ilvl w:val="0"/>
-          <w:numId w:val="1004"/>
+          <w:numId w:val="1007"/>
         </w:numPr>
         <w:pStyle w:val="Compact"/>
       </w:pPr>
@@ -1528,7 +1582,7 @@
       <w:pPr>
         <w:numPr>
           <w:ilvl w:val="0"/>
-          <w:numId w:val="1004"/>
+          <w:numId w:val="1007"/>
         </w:numPr>
         <w:pStyle w:val="Compact"/>
       </w:pPr>
@@ -1552,7 +1606,7 @@
       <w:pPr>
         <w:numPr>
           <w:ilvl w:val="0"/>
-          <w:numId w:val="1004"/>
+          <w:numId w:val="1007"/>
         </w:numPr>
         <w:pStyle w:val="Compact"/>
       </w:pPr>
@@ -1564,7 +1618,7 @@
       <w:pPr>
         <w:numPr>
           <w:ilvl w:val="0"/>
-          <w:numId w:val="1004"/>
+          <w:numId w:val="1007"/>
         </w:numPr>
         <w:pStyle w:val="Compact"/>
       </w:pPr>
@@ -1576,7 +1630,7 @@
       <w:pPr>
         <w:numPr>
           <w:ilvl w:val="0"/>
-          <w:numId w:val="1004"/>
+          <w:numId w:val="1007"/>
         </w:numPr>
         <w:pStyle w:val="Compact"/>
       </w:pPr>
@@ -1588,7 +1642,7 @@
       <w:pPr>
         <w:numPr>
           <w:ilvl w:val="0"/>
-          <w:numId w:val="1004"/>
+          <w:numId w:val="1007"/>
         </w:numPr>
         <w:pStyle w:val="Compact"/>
       </w:pPr>
@@ -1634,7 +1688,7 @@
       <w:pPr>
         <w:numPr>
           <w:ilvl w:val="0"/>
-          <w:numId w:val="1005"/>
+          <w:numId w:val="1008"/>
         </w:numPr>
         <w:pStyle w:val="Compact"/>
       </w:pPr>
@@ -1646,7 +1700,7 @@
       <w:pPr>
         <w:numPr>
           <w:ilvl w:val="0"/>
-          <w:numId w:val="1005"/>
+          <w:numId w:val="1008"/>
         </w:numPr>
         <w:pStyle w:val="Compact"/>
       </w:pPr>
@@ -1658,7 +1712,7 @@
       <w:pPr>
         <w:numPr>
           <w:ilvl w:val="0"/>
-          <w:numId w:val="1005"/>
+          <w:numId w:val="1008"/>
         </w:numPr>
         <w:pStyle w:val="Compact"/>
       </w:pPr>
@@ -1670,7 +1724,7 @@
       <w:pPr>
         <w:numPr>
           <w:ilvl w:val="0"/>
-          <w:numId w:val="1005"/>
+          <w:numId w:val="1008"/>
         </w:numPr>
         <w:pStyle w:val="Compact"/>
       </w:pPr>
@@ -1682,7 +1736,7 @@
       <w:pPr>
         <w:numPr>
           <w:ilvl w:val="0"/>
-          <w:numId w:val="1005"/>
+          <w:numId w:val="1008"/>
         </w:numPr>
         <w:pStyle w:val="Compact"/>
       </w:pPr>
@@ -2014,6 +2068,118 @@
       </w:pPr>
     </w:lvl>
   </w:abstractNum>
+  <w:abstractNum w:abstractNumId="99411">
+    <w:nsid w:val="71315dca"/>
+    <w:multiLevelType w:val="multilevel"/>
+    <w:lvl w:ilvl="0">
+      <w:start w:val="1"/>
+      <w:numFmt w:val="decimal"/>
+      <w:lvlText w:val="%1."/>
+      <w:lvlJc w:val="left"/>
+      <w:pPr>
+        <w:tabs>
+          <w:tab w:val="num" w:pos="0"/>
+        </w:tabs>
+        <w:ind w:left="480" w:hanging="480"/>
+      </w:pPr>
+    </w:lvl>
+    <w:lvl w:ilvl="1">
+      <w:start w:val="1"/>
+      <w:numFmt w:val="decimal"/>
+      <w:lvlText w:val="%2."/>
+      <w:lvlJc w:val="left"/>
+      <w:pPr>
+        <w:tabs>
+          <w:tab w:val="num" w:pos="720"/>
+        </w:tabs>
+        <w:ind w:left="1200" w:hanging="480"/>
+      </w:pPr>
+    </w:lvl>
+    <w:lvl w:ilvl="2">
+      <w:start w:val="1"/>
+      <w:numFmt w:val="decimal"/>
+      <w:lvlText w:val="%3."/>
+      <w:lvlJc w:val="left"/>
+      <w:pPr>
+        <w:tabs>
+          <w:tab w:val="num" w:pos="1440"/>
+        </w:tabs>
+        <w:ind w:left="1920" w:hanging="480"/>
+      </w:pPr>
+    </w:lvl>
+    <w:lvl w:ilvl="3">
+      <w:start w:val="1"/>
+      <w:numFmt w:val="decimal"/>
+      <w:lvlText w:val="%4."/>
+      <w:lvlJc w:val="left"/>
+      <w:pPr>
+        <w:tabs>
+          <w:tab w:val="num" w:pos="2160"/>
+        </w:tabs>
+        <w:ind w:left="2640" w:hanging="480"/>
+      </w:pPr>
+    </w:lvl>
+    <w:lvl w:ilvl="4">
+      <w:start w:val="1"/>
+      <w:numFmt w:val="decimal"/>
+      <w:lvlText w:val="%5."/>
+      <w:lvlJc w:val="left"/>
+      <w:pPr>
+        <w:tabs>
+          <w:tab w:val="num" w:pos="2880"/>
+        </w:tabs>
+        <w:ind w:left="3360" w:hanging="480"/>
+      </w:pPr>
+    </w:lvl>
+    <w:lvl w:ilvl="5">
+      <w:start w:val="1"/>
+      <w:numFmt w:val="decimal"/>
+      <w:lvlText w:val="%6."/>
+      <w:lvlJc w:val="left"/>
+      <w:pPr>
+        <w:tabs>
+          <w:tab w:val="num" w:pos="3600"/>
+        </w:tabs>
+        <w:ind w:left="4080" w:hanging="480"/>
+      </w:pPr>
+    </w:lvl>
+    <w:lvl w:ilvl="6">
+      <w:start w:val="1"/>
+      <w:numFmt w:val="decimal"/>
+      <w:lvlText w:val="%7."/>
+      <w:lvlJc w:val="left"/>
+      <w:pPr>
+        <w:tabs>
+          <w:tab w:val="num" w:pos="4320"/>
+        </w:tabs>
+        <w:ind w:left="4800" w:hanging="480"/>
+      </w:pPr>
+    </w:lvl>
+    <w:lvl w:ilvl="7">
+      <w:start w:val="1"/>
+      <w:numFmt w:val="decimal"/>
+      <w:lvlText w:val="%8."/>
+      <w:lvlJc w:val="left"/>
+      <w:pPr>
+        <w:tabs>
+          <w:tab w:val="num" w:pos="5040"/>
+        </w:tabs>
+        <w:ind w:left="5520" w:hanging="480"/>
+      </w:pPr>
+    </w:lvl>
+    <w:lvl w:ilvl="8">
+      <w:start w:val="1"/>
+      <w:numFmt w:val="decimal"/>
+      <w:lvlText w:val="%9."/>
+      <w:lvlJc w:val="left"/>
+      <w:pPr>
+        <w:tabs>
+          <w:tab w:val="num" w:pos="5760"/>
+        </w:tabs>
+        <w:ind w:left="6240" w:hanging="480"/>
+      </w:pPr>
+    </w:lvl>
+  </w:abstractNum>
   <w:num w:numId="1000">
     <w:abstractNumId w:val="990"/>
   </w:num>
@@ -2021,7 +2187,34 @@
     <w:abstractNumId w:val="991"/>
   </w:num>
   <w:num w:numId="1002">
-    <w:abstractNumId w:val="991"/>
+    <w:abstractNumId w:val="99411"/>
+    <w:lvlOverride w:ilvl="0">
+      <w:startOverride w:val="1"/>
+    </w:lvlOverride>
+    <w:lvlOverride w:ilvl="1">
+      <w:startOverride w:val="1"/>
+    </w:lvlOverride>
+    <w:lvlOverride w:ilvl="2">
+      <w:startOverride w:val="1"/>
+    </w:lvlOverride>
+    <w:lvlOverride w:ilvl="3">
+      <w:startOverride w:val="1"/>
+    </w:lvlOverride>
+    <w:lvlOverride w:ilvl="4">
+      <w:startOverride w:val="1"/>
+    </w:lvlOverride>
+    <w:lvlOverride w:ilvl="5">
+      <w:startOverride w:val="1"/>
+    </w:lvlOverride>
+    <w:lvlOverride w:ilvl="6">
+      <w:startOverride w:val="1"/>
+    </w:lvlOverride>
+    <w:lvlOverride w:ilvl="7">
+      <w:startOverride w:val="1"/>
+    </w:lvlOverride>
+    <w:lvlOverride w:ilvl="8">
+      <w:startOverride w:val="1"/>
+    </w:lvlOverride>
   </w:num>
   <w:num w:numId="1003">
     <w:abstractNumId w:val="991"/>
@@ -2030,6 +2223,15 @@
     <w:abstractNumId w:val="991"/>
   </w:num>
   <w:num w:numId="1005">
+    <w:abstractNumId w:val="991"/>
+  </w:num>
+  <w:num w:numId="1006">
+    <w:abstractNumId w:val="991"/>
+  </w:num>
+  <w:num w:numId="1007">
+    <w:abstractNumId w:val="991"/>
+  </w:num>
+  <w:num w:numId="1008">
     <w:abstractNumId w:val="991"/>
   </w:num>
 </w:numbering>

--- a/downloads/teacher/04 Units/Unit 02 - Individual Growth and Life Readiness - Me, My Goals, My Money/Lesson 02.12 - Saving and Compound Growth.docx
+++ b/downloads/teacher/04 Units/Unit 02 - Individual Growth and Life Readiness - Me, My Goals, My Money/Lesson 02.12 - Saving and Compound Growth.docx
@@ -429,7 +429,7 @@
         <w:pStyle w:val="Compact"/>
       </w:pPr>
       <w:r>
-        <w:t xml:space="preserve">Setup notes: the table uses 5 percent a year so the math is clean; real savings account rates in 2026 run from under 1 percent at big banks to about 4 percent at online banks [update]; say so on slide 6. No food handled today.</w:t>
+        <w:t xml:space="preserve">Setup notes: the table uses 5 percent a year so the math is clean; real savings account rates in 2026 run from under 1 percent at big banks to about 4 percent at online banks; say so on slide 6. No food handled today.</w:t>
       </w:r>
     </w:p>
     <w:p>
@@ -1193,22 +1193,7 @@
         <w:pStyle w:val="Compact"/>
       </w:pPr>
       <w:r>
-        <w:t xml:space="preserve">Grade 8 stretch: redo the five-year table at 3 percent</w:t>
-      </w:r>
-      <w:r>
-        <w:t xml:space="preserve"> </w:t>
-      </w:r>
-      <w:r>
-        <w:rPr>
-          <w:rStyle w:val="TeacherNote"/>
-        </w:rPr>
-        <w:t xml:space="preserve">[update]</w:t>
-      </w:r>
-      <w:r>
-        <w:t xml:space="preserve"> </w:t>
-      </w:r>
-      <w:r>
-        <w:t xml:space="preserve">and say how much the rate matters over five years (about $347 less); then use the exponent shortcut to check Nia’s number: $1,000 x 1.05 to the 50th power. Preview of CTE FCL 2. d): compare a big bank savings account at 0.5 percent, an online bank at 4 percent, and a credit union at 3 percent [update], and say what else besides the rate should decide where the money goes (fees, minimum balance, an adult co-owner, a branch nearby).</w:t>
+        <w:t xml:space="preserve">Grade 8 stretch: redo the five-year table at 3 percent and say how much the rate matters over five years (about $347 less); then use the exponent shortcut to check Nia’s number: $1,000 x 1.05 to the 50th power. Preview of CTE FCL 2. d): compare a big bank savings account at 0.5 percent, an online bank at 4 percent, and a credit union at 3 percent, and say what else besides the rate should decide where the money goes (fees, minimum balance, an adult co-owner, a branch nearby).</w:t>
       </w:r>
     </w:p>
     <w:p>
@@ -1520,16 +1505,7 @@
         <w:t xml:space="preserve"> </w:t>
       </w:r>
       <w:r>
-        <w:t xml:space="preserve">choice students compare to stocks in Topic 2.4 (Lesson 2.14, safe versus risky). Community:</w:t>
-      </w:r>
-      <w:r>
-        <w:t xml:space="preserve"> </w:t>
-      </w:r>
-      <w:r>
-        <w:rPr>
-          <w:rStyle w:val="TeacherNote"/>
-        </w:rPr>
-        <w:t xml:space="preserve">[Sal: a credit union youth account visit fits here or in Lesson 2.10; ask them to bring the real rate and the real fee sheet.]</w:t>
+        <w:t xml:space="preserve">choice students compare to stocks in Topic 2.4 (Lesson 2.14, safe versus risky). Community: a credit union youth account visit fits here or in Lesson 2.10; ask them to bring the real rate and the real fee sheet.</w:t>
       </w:r>
     </w:p>
     <w:p>
@@ -1623,7 +1599,7 @@
         <w:pStyle w:val="Compact"/>
       </w:pPr>
       <w:r>
-        <w:t xml:space="preserve">FDIC insurance limit of $250,000 per depositor per bank (fdic.gov); NCUA is the equivalent for credit unions. Savings rates in 2026 are marked [update].</w:t>
+        <w:t xml:space="preserve">FDIC insurance limit of $250,000 per depositor per bank (fdic.gov); NCUA is the equivalent for credit unions. Savings rates in 2026 are to be refreshed before teaching.</w:t>
       </w:r>
     </w:p>
     <w:p>
@@ -1647,19 +1623,7 @@
         <w:pStyle w:val="Compact"/>
       </w:pPr>
       <w:r>
-        <w:t xml:space="preserve">Sal’s own materials: The Magic of Compound Interest packet (Brentwood South, 2026,</w:t>
-      </w:r>
-      <w:r>
-        <w:t xml:space="preserve"> </w:t>
-      </w:r>
-      <w:r>
-        <w:rPr>
-          <w:rStyle w:val="VerbatimChar"/>
-        </w:rPr>
-        <w:t xml:space="preserve">Lesson Dups/Unit_4_Financial_Literacy/education_teachingwork_the_magic_of_compound_interest_2026_04.docx</w:t>
-      </w:r>
-      <w:r>
-        <w:t xml:space="preserve">) supplied the year-by-year table format and the early saver versus late saver story; the story was rebuilt with new names and ages and the table moved from a one-time $100 to $20 a week so it matches the budget from Lesson 2.9. The Savings Challenge packet in the same folder is the source for</w:t>
+        <w:t xml:space="preserve">My own materials: The Magic of Compound Interest packet supplied the year-by-year table format and the early saver versus late saver story; the story was rebuilt with new names and ages and the table moved from a one-time $100 to $20 a week so it matches the budget from Lesson 2.9. The Savings Challenge packet in the same folder is the source for</w:t>
       </w:r>
       <w:r>
         <w:t xml:space="preserve"> </w:t>
@@ -1729,58 +1693,7 @@
         <w:pStyle w:val="Compact"/>
       </w:pPr>
       <w:r>
-        <w:t xml:space="preserve">Be honest about the rate. 5 percent is for clean math. A big bank pays much less and an online bank pays close to it [update]; the grade 8 stretch has students find out which.</w:t>
-      </w:r>
-    </w:p>
-    <w:p>
-      <w:pPr>
-        <w:numPr>
-          <w:ilvl w:val="0"/>
-          <w:numId w:val="1008"/>
-        </w:numPr>
-        <w:pStyle w:val="Compact"/>
-      </w:pPr>
-      <w:r>
-        <w:rPr>
-          <w:rStyle w:val="TeacherNote"/>
-        </w:rPr>
-        <w:t xml:space="preserve">[Sal: your Series 6 years are the credential here. One minute on what</w:t>
-      </w:r>
-      <w:r>
-        <w:rPr>
-          <w:rStyle w:val="TeacherNote"/>
-        </w:rPr>
-        <w:t xml:space="preserve"> </w:t>
-      </w:r>
-      <w:r>
-        <w:rPr>
-          <w:rStyle w:val="TeacherNote"/>
-        </w:rPr>
-        <w:t xml:space="preserve">“</w:t>
-      </w:r>
-      <w:r>
-        <w:rPr>
-          <w:rStyle w:val="TeacherNote"/>
-        </w:rPr>
-        <w:t xml:space="preserve">the eighth wonder of the world</w:t>
-      </w:r>
-      <w:r>
-        <w:rPr>
-          <w:rStyle w:val="TeacherNote"/>
-        </w:rPr>
-        <w:t xml:space="preserve">”</w:t>
-      </w:r>
-      <w:r>
-        <w:rPr>
-          <w:rStyle w:val="TeacherNote"/>
-        </w:rPr>
-        <w:t xml:space="preserve"> </w:t>
-      </w:r>
-      <w:r>
-        <w:rPr>
-          <w:rStyle w:val="TeacherNote"/>
-        </w:rPr>
-        <w:t xml:space="preserve">line sounded like in a sales meeting, and why it is still true even when it is a pitch.]</w:t>
+        <w:t xml:space="preserve">Be honest about the rate. 5 percent is for clean math. A big bank pays much less and an online bank pays close to it; the grade 8 stretch has students find out which.</w:t>
       </w:r>
     </w:p>
     <w:sectPr>
